--- a/docs/launch-kit/SignFlow-IT-Onboarding-Playbook.docx
+++ b/docs/launch-kit/SignFlow-IT-Onboarding-Playbook.docx
@@ -1462,6 +1462,39 @@
       </w:r>
       <w:r>
         <w:t xml:space="preserve"> — this path does not auto-email; send the user their email and temporary password.</w:t>
+      </w:r>
+    </w:p>
+    <w:p>
+      <w:pPr>
+        <w:pBdr>
+          <w:left w:val="single" w:color="B8894A" w:sz="18" w:space="8"/>
+        </w:pBdr>
+        <w:shd w:fill="F4EFE3" w:val="clear"/>
+        <w:spacing w:after="120" w:before="80"/>
+        <w:ind w:left="120"/>
+      </w:pPr>
+      <w:r>
+        <w:t xml:space="preserve">Self-service alternative: let people request their own account from the login screen (</w:t>
+      </w:r>
+      <w:r>
+        <w:rPr>
+          <w:b/>
+          <w:bCs/>
+        </w:rPr>
+        <w:t xml:space="preserve">Create an account</w:t>
+      </w:r>
+      <w:r>
+        <w:t xml:space="preserve">). Each request appears in </w:t>
+      </w:r>
+      <w:r>
+        <w:rPr>
+          <w:b/>
+          <w:bCs/>
+        </w:rPr>
+        <w:t xml:space="preserve">Admin → Registrations</w:t>
+      </w:r>
+      <w:r>
+        <w:t xml:space="preserve"> to approve or reject — handy for ad-hoc additions after the initial rollout. Approved registrants start as Requestors; adjust their role/team under Users.</w:t>
       </w:r>
     </w:p>
     <w:p>
